--- a/courts/first-circuit/maine/state/supreme-judicial-court/motion-brief/usage/OUTPUT-motion-brief.docx
+++ b/courts/first-circuit/maine/state/supreme-judicial-court/motion-brief/usage/OUTPUT-motion-brief.docx
@@ -8306,6 +8306,7 @@
     <w:unhideWhenUsed/>
     <w:qFormat/>
     <w:pPr>
+      <w:keepLines/>
       <w:spacing w:before="0" w:after="140" w:line="253" w:lineRule="exact"/>
     </w:pPr>
     <w:rPr>

--- a/courts/first-circuit/maine/state/supreme-judicial-court/motion-brief/usage/OUTPUT-motion-brief.docx
+++ b/courts/first-circuit/maine/state/supreme-judicial-court/motion-brief/usage/OUTPUT-motion-brief.docx
@@ -938,13 +938,7 @@
         <w:t xml:space="preserve"> </w:t>
       </w:r>
       <w:r>
-        <w:t xml:space="preserve">Ex. H ¶¶ 12</w:t>
-      </w:r>
-      <w:r>
-        <w:noBreakHyphen/>
-      </w:r>
-      <w:r>
-        <w:t xml:space="preserve">14. On May 7, the Superior Court granted the Petitioners’ motion over the State of Maine’s opposition as part of a “Combined Order on All Pending Motions” (Ex. F).</w:t>
+        <w:t xml:space="preserve">Ex. H ¶¶ 12-⁠14. On May 7, the Superior Court granted the Petitioners’ motion over the State of Maine’s opposition as part of a “Combined Order on All Pending Motions” (Ex. F).</w:t>
       </w:r>
       <w:r>
         <w:t xml:space="preserve"> </w:t>
@@ -1095,13 +1089,7 @@
         <w:t xml:space="preserve">See id.</w:t>
       </w:r>
       <w:r>
-        <w:t xml:space="preserve">, ¶¶ 8</w:t>
-      </w:r>
-      <w:r>
-        <w:noBreakHyphen/>
-      </w:r>
-      <w:r>
-        <w:t xml:space="preserve">12;</w:t>
+        <w:t xml:space="preserve">, ¶¶ 8-⁠12;</w:t>
       </w:r>
       <w:r>
         <w:t xml:space="preserve"> </w:t>
@@ -1114,13 +1102,7 @@
         <w:t xml:space="preserve">see also Jones v. Sec’y of State</w:t>
       </w:r>
       <w:r>
-        <w:t xml:space="preserve">, 202 ME 111, ¶¶ 3</w:t>
-      </w:r>
-      <w:r>
-        <w:noBreakHyphen/>
-      </w:r>
-      <w:r>
-        <w:t xml:space="preserve">4, 238 A.3d 250 (same);</w:t>
+        <w:t xml:space="preserve">, 202 ME 111, ¶¶ 3-⁠4, 238 A.3d 250 (same);</w:t>
       </w:r>
       <w:r>
         <w:t xml:space="preserve"> </w:t>
@@ -2668,7 +2650,7 @@
         <w:pStyle w:val="BodyText"/>
       </w:pPr>
       <w:r>
-        <w:t xml:space="preserve">Below, Petitioners asserted that Appellate Rule 3(c)⁠(4) permits the Superior Court to move forward with Count III, arguing that its Post-Trial Order constitutes an “order granting or denying a motion for summary judgment . . . that does not resolve all pending claims.”</w:t>
+        <w:t xml:space="preserve">Below, Petitioners asserted that Appellate Rule 3(c)⁠(4) permits the Superior Court to move forward with Count III, arguing that its Post-Trial Order constitutes an “order granting or denying a motion for summary judgment . . . that does not resolve all pending claims.”</w:t>
       </w:r>
       <w:r>
         <w:t xml:space="preserve"> </w:t>
@@ -2737,7 +2719,7 @@
         <w:t xml:space="preserve"> </w:t>
       </w:r>
       <w:r>
-        <w:t xml:space="preserve">Post-Trial Order at 2 (“The Court begins by making findings of fact . . .”).</w:t>
+        <w:t xml:space="preserve">Post-Trial Order at 2 (“The Court begins by making findings of fact . . .”).</w:t>
       </w:r>
     </w:p>
     <w:p>
@@ -8557,6 +8539,33 @@
     <w:pPr>
       <w:spacing w:before="0" w:after="0" w:line="322" w:lineRule="exact"/>
       <w:ind w:left="2160" w:hanging="720"/>
+    </w:pPr>
+  </w:style>
+  <w:style w:type="paragraph" w:customStyle="1" w:styleId="XdQuoteList1">
+    <w:name w:val="Xd Quote List 1"/>
+    <w:basedOn w:val="Normal"/>
+    <w:qFormat/>
+    <w:pPr>
+      <w:spacing w:before="0" w:after="0" w:line="322" w:lineRule="exact"/>
+      <w:ind w:left="1440" w:right="720" w:hanging="720"/>
+    </w:pPr>
+  </w:style>
+  <w:style w:type="paragraph" w:customStyle="1" w:styleId="XdQuoteList2">
+    <w:name w:val="Xd Quote List 2"/>
+    <w:basedOn w:val="Normal"/>
+    <w:qFormat/>
+    <w:pPr>
+      <w:spacing w:before="0" w:after="0" w:line="322" w:lineRule="exact"/>
+      <w:ind w:left="2160" w:right="720" w:hanging="720"/>
+    </w:pPr>
+  </w:style>
+  <w:style w:type="paragraph" w:customStyle="1" w:styleId="XdQuoteList3">
+    <w:name w:val="Xd Quote List 3"/>
+    <w:basedOn w:val="Normal"/>
+    <w:qFormat/>
+    <w:pPr>
+      <w:spacing w:before="0" w:after="0" w:line="322" w:lineRule="exact"/>
+      <w:ind w:left="2880" w:right="720" w:hanging="720"/>
     </w:pPr>
   </w:style>
   <w:style w:type="paragraph" w:customStyle="1" w:styleId="XdQuoteOnly">

--- a/courts/first-circuit/maine/state/supreme-judicial-court/motion-brief/usage/OUTPUT-motion-brief.docx
+++ b/courts/first-circuit/maine/state/supreme-judicial-court/motion-brief/usage/OUTPUT-motion-brief.docx
@@ -2650,7 +2650,7 @@
         <w:pStyle w:val="BodyText"/>
       </w:pPr>
       <w:r>
-        <w:t xml:space="preserve">Below, Petitioners asserted that Appellate Rule 3(c)⁠(4) permits the Superior Court to move forward with Count III, arguing that its Post-Trial Order constitutes an “order granting or denying a motion for summary judgment . . . that does not resolve all pending claims.”</w:t>
+        <w:t xml:space="preserve">Below, Petitioners asserted that Appellate Rule 3(c)⁠(4) permits the Superior Court to move forward with Count III, arguing that its Post-Trial Order constitutes an “order granting or denying a motion for summary judgment ⁠. ⁠. ⁠. that does not resolve all pending claims.”</w:t>
       </w:r>
       <w:r>
         <w:t xml:space="preserve"> </w:t>
@@ -2719,7 +2719,7 @@
         <w:t xml:space="preserve"> </w:t>
       </w:r>
       <w:r>
-        <w:t xml:space="preserve">Post-Trial Order at 2 (“The Court begins by making findings of fact . . .”).</w:t>
+        <w:t xml:space="preserve">Post-Trial Order at 2 (“The Court begins by making findings of fact ⁠. ⁠. ⁠.”).</w:t>
       </w:r>
     </w:p>
     <w:p>
